--- a/entregables/evaluacion_profesor/Modelo_Datos_Localito.docx
+++ b/entregables/evaluacion_profesor/Modelo_Datos_Localito.docx
@@ -65,9 +65,9 @@
     </w:p>
     <w:p>
       <w:r>
-        <w:t>Versión documental revisada</w:t>
+        <w:t>Revisión documental 04 de octubre de 2026</w:t>
         <w:br/>
-        <w:t>Corte del proyecto 03 de octubre de 2026</w:t>
+        <w:t>Estados de Scrum al 03 de octubre de 2026</w:t>
       </w:r>
     </w:p>
     <w:p>
@@ -1132,7 +1132,7 @@
           <w:rPr>
             <w:color w:val="000000"/>
           </w:rPr>
-          <w:t xml:space="preserve">10 Conclusiones</w:t>
+          <w:t xml:space="preserve">10 Evidencias relacionadas con esta versión</w:t>
         </w:r>
       </w:hyperlink>
       <w:r>
@@ -1163,7 +1163,7 @@
           <w:rPr>
             <w:color w:val="000000"/>
           </w:rPr>
-          <w:t xml:space="preserve">11 Referencias y evidencia de la versión</w:t>
+          <w:t xml:space="preserve">11 Conclusiones</w:t>
         </w:r>
       </w:hyperlink>
       <w:r>
@@ -1174,6 +1174,37 @@
       </w:r>
       <w:r>
         <w:instrText xml:space="preserve"> PAGEREF h35 \h </w:instrText>
+      </w:r>
+      <w:r>
+        <w:fldChar w:fldCharType="separate"/>
+      </w:r>
+      <w:r>
+        <w:t>18</w:t>
+      </w:r>
+      <w:r>
+        <w:fldChar w:fldCharType="end"/>
+      </w:r>
+    </w:p>
+    <w:p>
+      <w:pPr>
+        <w:pStyle w:val="TOC1"/>
+      </w:pPr>
+      <w:hyperlink w:anchor="h36">
+        <w:r>
+          <w:rPr>
+            <w:color w:val="000000"/>
+          </w:rPr>
+          <w:t xml:space="preserve">12 Referencias</w:t>
+        </w:r>
+      </w:hyperlink>
+      <w:r>
+        <w:tab/>
+      </w:r>
+      <w:r>
+        <w:fldChar w:fldCharType="begin"/>
+      </w:r>
+      <w:r>
+        <w:instrText xml:space="preserve"> PAGEREF h36 \h </w:instrText>
       </w:r>
       <w:r>
         <w:fldChar w:fldCharType="separate"/>
@@ -1220,7 +1251,7 @@
     </w:p>
     <w:p>
       <w:r>
-        <w:t>Un modelo de datos permite revisar qué conserva la aplicación y qué reglas impiden estados inconsistentes. La descripción se apoya en SQL y repository.ts [P]. La documentación PostgreSQL fundamenta claves y restricciones [R10]. El diagrama conceptual se utiliza para explicar el dominio; el diccionario conserva los nombres reales de tablas y campos.</w:t>
+        <w:t>Un modelo de datos permite revisar qué conserva la aplicación y qué reglas impiden estados inconsistentes. La descripción se apoya en SQL y repository.ts (Equipo Localito, 2026). La documentación PostgreSQL fundamenta claves y restricciones (PostgreSQL Global Development Group, s. f.a). El diagrama conceptual se utiliza para explicar el dominio; el diccionario conserva los nombres reales de tablas y campos.</w:t>
       </w:r>
     </w:p>
     <w:p>
@@ -20672,7 +20703,7 @@
     </w:p>
     <w:p>
       <w:r>
-        <w:t>RLS se activa sobre las tablas auditadas. La fuente no contiene políticas CREATE POLICY de identidad por fila. La API usa pg y consultas filtradas; una conexión privilegiada puede tener un alcance diferente a los roles de Data API. Por eso se deben revisar privilegios y exposición reales del proyecto Supabase [R13]. No se atribuye aislamiento completo a la sola línea ENABLE ROW LEVEL SECURITY.</w:t>
+        <w:t>RLS se activa sobre las tablas auditadas. La fuente no contiene políticas CREATE POLICY de identidad por fila. La API usa pg y consultas filtradas; una conexión privilegiada puede tener un alcance diferente a los roles de Data API. Por eso se deben revisar privilegios y exposición reales del proyecto Supabase (Supabase, s. f.b). No se atribuye aislamiento completo a la sola línea ENABLE ROW LEVEL SECURITY.</w:t>
       </w:r>
     </w:p>
     <w:p>
@@ -20692,7 +20723,7 @@
     </w:p>
     <w:p>
       <w:r>
-        <w:t>Una copia de base debe verificarse restaurando en otro ambiente y comprobando relaciones [R23]. Este documento describe campos y procedimientos; no confirma que la restauración o migración productiva se haya ejecutado en esta revisión.</w:t>
+        <w:t>Una copia de base debe verificarse restaurando en otro ambiente y comprobando relaciones (PostgreSQL Global Development Group, s. f.c). Este documento describe campos y procedimientos; no confirma que la restauración o migración productiva se haya ejecutado en esta revisión.</w:t>
       </w:r>
     </w:p>
     <w:p>
@@ -20701,9 +20732,24 @@
       </w:pPr>
       <w:bookmarkStart w:id="34" w:name="h34"/>
       <w:r>
-        <w:t>10 Conclusiones</w:t>
+        <w:t>10 Evidencias relacionadas con esta versión</w:t>
       </w:r>
       <w:bookmarkEnd w:id="34"/>
+    </w:p>
+    <w:p>
+      <w:r>
+        <w:t>El Informe Académico conecta objetivos, método, antecedentes y resultados. La Matriz de Trazabilidad identifica requisitos e historias asociados a la implementación. El Informe de Verificación conserva las ejecuciones del 04 de octubre de 2026 y distingue su alcance local de la aceptación en PostgreSQL y con usuarios. Control de Entrega reúne la cobertura de los 17 artefactos y los pendientes de cierre.</w:t>
+      </w:r>
+    </w:p>
+    <w:p>
+      <w:pPr>
+        <w:pStyle w:val="Heading1"/>
+      </w:pPr>
+      <w:bookmarkStart w:id="35" w:name="h35"/>
+      <w:r>
+        <w:t>11 Conclusiones</w:t>
+      </w:r>
+      <w:bookmarkEnd w:id="35"/>
     </w:p>
     <w:p>
       <w:r>
@@ -20714,22 +20760,63 @@
       <w:pPr>
         <w:pStyle w:val="Heading1"/>
       </w:pPr>
-      <w:bookmarkStart w:id="35" w:name="h35"/>
+      <w:bookmarkStart w:id="36" w:name="h36"/>
       <w:r>
-        <w:t>11 Referencias y evidencia de la versión</w:t>
+        <w:t>12 Referencias</w:t>
       </w:r>
-      <w:bookmarkEnd w:id="35"/>
+      <w:bookmarkEnd w:id="36"/>
     </w:p>
     <w:p>
       <w:r>
-        <w:t>Las referencias externas fundamentan conceptos y organización. La descripción específica de Localito procede del repositorio. Se consultaron fuentes públicas el 03 de octubre de 2026. Las fichas públicas ISO se utilizan para alcance y orientación, sin atribuir acceso al texto normativo completo ni conformidad certificada.</w:t>
+        <w:t>Consulta de fuentes: 03 y 04 de octubre de 2026. Las fichas ISO son resúmenes públicos; no se declara certificación.</w:t>
       </w:r>
     </w:p>
     <w:p>
+      <w:pPr>
+        <w:keepLines/>
+        <w:spacing w:after="40" w:line="240" w:lineRule="auto"/>
+        <w:ind w:left="432" w:hanging="432"/>
+      </w:pPr>
       <w:r>
-        <w:t xml:space="preserve">[R10] PostgreSQL Global Development Group. PostgreSQL 16 Constraints. </w:t>
+        <w:t xml:space="preserve">Equipo Localito (2026). </w:t>
+      </w:r>
+      <w:r>
+        <w:rPr>
+          <w:i/>
+        </w:rPr>
+        <w:t>LocalitoSaaS [Código y documentación, commit ddb9956cf35cfb2035f62528299fd6bb2c9b7d5c]</w:t>
+      </w:r>
+      <w:r>
+        <w:t xml:space="preserve">. </w:t>
       </w:r>
       <w:hyperlink r:id="rId12">
+        <w:r>
+          <w:rPr>
+            <w:color w:val="000000"/>
+          </w:rPr>
+          <w:t xml:space="preserve">https://github.com/CamiloGonzalezSt/LocalitoSaaS/tree/ddb9956cf35cfb2035f62528299fd6bb2c9b7d5c</w:t>
+        </w:r>
+      </w:hyperlink>
+    </w:p>
+    <w:p>
+      <w:pPr>
+        <w:keepLines/>
+        <w:spacing w:after="40" w:line="240" w:lineRule="auto"/>
+        <w:ind w:left="432" w:hanging="432"/>
+      </w:pPr>
+      <w:r>
+        <w:t xml:space="preserve">PostgreSQL Global Development Group (s. f.a). </w:t>
+      </w:r>
+      <w:r>
+        <w:rPr>
+          <w:i/>
+        </w:rPr>
+        <w:t>PostgreSQL 16 Constraints</w:t>
+      </w:r>
+      <w:r>
+        <w:t xml:space="preserve">. </w:t>
+      </w:r>
+      <w:hyperlink r:id="rId13">
         <w:r>
           <w:rPr>
             <w:color w:val="000000"/>
@@ -20739,21 +20826,22 @@
       </w:hyperlink>
     </w:p>
     <w:p>
+      <w:pPr>
+        <w:keepLines/>
+        <w:spacing w:after="40" w:line="240" w:lineRule="auto"/>
+        <w:ind w:left="432" w:hanging="432"/>
+      </w:pPr>
       <w:r>
-        <w:t xml:space="preserve">[R13] Supabase. Row Level Security. </w:t>
+        <w:t xml:space="preserve">PostgreSQL Global Development Group (s. f.c). </w:t>
       </w:r>
-      <w:hyperlink r:id="rId13">
-        <w:r>
-          <w:rPr>
-            <w:color w:val="000000"/>
-          </w:rPr>
-          <w:t xml:space="preserve">https://supabase.com/docs/guides/database/postgres/row-level-security</w:t>
-        </w:r>
-      </w:hyperlink>
-    </w:p>
-    <w:p>
       <w:r>
-        <w:t xml:space="preserve">[R23] PostgreSQL Global Development Group. PostgreSQL 16 SQL Dump. </w:t>
+        <w:rPr>
+          <w:i/>
+        </w:rPr>
+        <w:t>PostgreSQL 16 SQL Dump</w:t>
+      </w:r>
+      <w:r>
+        <w:t xml:space="preserve">. </w:t>
       </w:r>
       <w:hyperlink r:id="rId14">
         <w:r>
@@ -20765,22 +20853,31 @@
       </w:hyperlink>
     </w:p>
     <w:p>
+      <w:pPr>
+        <w:keepLines/>
+        <w:spacing w:after="40" w:line="240" w:lineRule="auto"/>
+        <w:ind w:left="432" w:hanging="432"/>
+      </w:pPr>
       <w:r>
-        <w:t xml:space="preserve">[P] Equipo Localito. Repositorio LocalitoSaaS. Commit base 05a6f34b749cdc97dd560d91bb9be057a1197fbf. </w:t>
+        <w:t xml:space="preserve">Supabase (s. f.b). </w:t>
+      </w:r>
+      <w:r>
+        <w:rPr>
+          <w:i/>
+        </w:rPr>
+        <w:t>Row Level Security</w:t>
+      </w:r>
+      <w:r>
+        <w:t xml:space="preserve">. </w:t>
       </w:r>
       <w:hyperlink r:id="rId15">
         <w:r>
           <w:rPr>
             <w:color w:val="000000"/>
           </w:rPr>
-          <w:t xml:space="preserve">https://github.com/CamiloGonzalezSt/LocalitoSaaS/tree/05a6f34b749cdc97dd560d91bb9be057a1197fbf</w:t>
+          <w:t xml:space="preserve">https://supabase.com/docs/guides/database/postgres/row-level-security</w:t>
         </w:r>
       </w:hyperlink>
-    </w:p>
-    <w:p>
-      <w:r>
-        <w:t>Fuentes internas revisadas: README.md; package.json y manifests de apps; apps/api/src/server.ts, repository.ts y auth.ts; db/schema.sql; apps/web/src/lib/offline.ts y workspaceCache.ts; docs de requisitos, calidad, operación y Scrum. La revisión es documental y estática. No crea resultados de pruebas funcionales, reuniones ni aceptación de usuario.</w:t>
-      </w:r>
     </w:p>
     <w:sectPr>
       <w:headerReference w:type="default" r:id="rId9"/>
